--- a/00-首页/学生讲义Word/元素推断综合训练-超级充实版（自学完整）.docx
+++ b/00-首页/学生讲义Word/元素推断综合训练-超级充实版（自学完整）.docx
@@ -11553,7 +11553,7 @@
         <w:rPr>
           <w:rFonts w:hint="eastAsia" w:ascii="Times New Roman" w:hAnsi="Times New Roman" w:eastAsia="FangSong" w:cs="Times New Roman"/>
         </w:rPr>
-        <w:t xml:space="preserve">配位化合物</w:t>
+        <w:t xml:space="preserve">配合物</w:t>
       </w:r>
       <w:r>
         <w:rPr>
@@ -31650,115 +31650,6 @@
           <w:rFonts w:hint="eastAsia" w:ascii="Times New Roman" w:hAnsi="Times New Roman" w:eastAsia="SimHei" w:cs="Times New Roman"/>
         </w:rPr>
         <w:t>练习</w:t>
-      </w:r>
-    </w:p>
-    <w:p>
-      <w:pPr>
-        <w:pStyle w:val="BlockText"/>
-      </w:pPr>
-      <w:r>
-        <w:rPr>
-          <w:rFonts w:hint="eastAsia" w:ascii="Times New Roman" w:hAnsi="Times New Roman" w:eastAsia="FangSong" w:cs="Times New Roman"/>
-          <w:b/>
-          <w:bCs/>
-        </w:rPr>
-        <w:t xml:space="preserve">使用建议</w:t>
-      </w:r>
-      <w:r>
-        <w:rPr>
-          <w:rFonts w:hint="eastAsia" w:ascii="Times New Roman" w:hAnsi="Times New Roman" w:eastAsia="Times New Roman" w:cs="Times New Roman"/>
-        </w:rPr>
-        <w:t>：</w:t>
-      </w:r>
-      <w:r>
-        <w:rPr>
-          <w:rFonts w:hint="eastAsia" w:ascii="Times New Roman" w:hAnsi="Times New Roman" w:eastAsia="FangSong" w:cs="Times New Roman"/>
-        </w:rPr>
-        <w:t>基础巩固重点覆盖</w:t>
-      </w:r>
-      <w:r>
-        <w:rPr>
-          <w:rFonts w:ascii="Times New Roman" w:hAnsi="Times New Roman" w:eastAsia="Times New Roman" w:cs="Times New Roman"/>
-        </w:rPr>
-        <w:t xml:space="preserve"> </w:t>
-      </w:r>
-      <w:r>
-        <w:rPr>
-          <w:rFonts w:hint="eastAsia" w:ascii="Times New Roman" w:hAnsi="Times New Roman" w:eastAsia="Times New Roman" w:cs="Times New Roman"/>
-        </w:rPr>
-        <w:t>§</w:t>
-      </w:r>
-      <w:r>
-        <w:rPr>
-          <w:rFonts w:hint="eastAsia" w:ascii="Times New Roman" w:hAnsi="Times New Roman" w:eastAsia="FangSong" w:cs="Times New Roman"/>
-        </w:rPr>
-        <w:t>一</w:t>
-      </w:r>
-      <w:r>
-        <w:rPr>
-          <w:rFonts w:hint="eastAsia" w:ascii="Times New Roman" w:hAnsi="Times New Roman" w:eastAsia="Times New Roman" w:cs="Times New Roman"/>
-        </w:rPr>
-        <w:t>-§</w:t>
-      </w:r>
-      <w:r>
-        <w:rPr>
-          <w:rFonts w:hint="eastAsia" w:ascii="Times New Roman" w:hAnsi="Times New Roman" w:eastAsia="FangSong" w:cs="Times New Roman"/>
-        </w:rPr>
-        <w:t>五</w:t>
-      </w:r>
-      <w:r>
-        <w:rPr>
-          <w:rFonts w:ascii="Times New Roman" w:hAnsi="Times New Roman" w:eastAsia="Times New Roman" w:cs="Times New Roman"/>
-        </w:rPr>
-        <w:t xml:space="preserve"> </w:t>
-      </w:r>
-      <w:r>
-        <w:rPr>
-          <w:rFonts w:hint="eastAsia" w:ascii="Times New Roman" w:hAnsi="Times New Roman" w:eastAsia="FangSong" w:cs="Times New Roman"/>
-        </w:rPr>
-        <w:t>的核心信号识别</w:t>
-      </w:r>
-      <w:r>
-        <w:rPr>
-          <w:rFonts w:hint="eastAsia" w:ascii="Times New Roman" w:hAnsi="Times New Roman" w:eastAsia="Times New Roman" w:cs="Times New Roman"/>
-        </w:rPr>
-        <w:t>；</w:t>
-      </w:r>
-      <w:r>
-        <w:rPr>
-          <w:rFonts w:hint="eastAsia" w:ascii="Times New Roman" w:hAnsi="Times New Roman" w:eastAsia="FangSong" w:cs="Times New Roman"/>
-        </w:rPr>
-        <w:t>竞赛入门需要综合运用多信号交叉验证</w:t>
-      </w:r>
-      <w:r>
-        <w:rPr>
-          <w:rFonts w:hint="eastAsia" w:ascii="Times New Roman" w:hAnsi="Times New Roman" w:eastAsia="Times New Roman" w:cs="Times New Roman"/>
-        </w:rPr>
-        <w:t>；</w:t>
-      </w:r>
-      <w:r>
-        <w:rPr>
-          <w:rFonts w:hint="eastAsia" w:ascii="Times New Roman" w:hAnsi="Times New Roman" w:eastAsia="FangSong" w:cs="Times New Roman"/>
-        </w:rPr>
-        <w:t>真题挑战来自近年初赛真题与真题库</w:t>
-      </w:r>
-      <w:r>
-        <w:rPr>
-          <w:rFonts w:hint="eastAsia" w:ascii="Times New Roman" w:hAnsi="Times New Roman" w:eastAsia="Times New Roman" w:cs="Times New Roman"/>
-        </w:rPr>
-        <w:t>，</w:t>
-      </w:r>
-      <w:r>
-        <w:rPr>
-          <w:rFonts w:hint="eastAsia" w:ascii="Times New Roman" w:hAnsi="Times New Roman" w:eastAsia="FangSong" w:cs="Times New Roman"/>
-        </w:rPr>
-        <w:t>训练完整推理链与过程分</w:t>
-      </w:r>
-      <w:r>
-        <w:rPr>
-          <w:rFonts w:hint="eastAsia" w:ascii="Times New Roman" w:hAnsi="Times New Roman" w:eastAsia="Times New Roman" w:cs="Times New Roman"/>
-        </w:rPr>
-        <w:t>。</w:t>
       </w:r>
     </w:p>
     <w:bookmarkStart w:id="75" w:name="基础巩固5-题"/>
